--- a/Case_Study_Gamification.docx
+++ b/Case_Study_Gamification.docx
@@ -62,7 +62,13 @@
         <w:t>Tools:</w:t>
       </w:r>
       <w:r>
-        <w:t xml:space="preserve"> Python, JASP, PENS &amp; PANAS scales · </w:t>
+        <w:t xml:space="preserve"> Python, JASP, PENS &amp; PANAS scales</w:t>
+      </w:r>
+      <w:r>
+        <w:t xml:space="preserve"> CRAT</w:t>
+      </w:r>
+      <w:r>
+        <w:t xml:space="preserve"> · </w:t>
       </w:r>
       <w:r>
         <w:rPr>
@@ -97,7 +103,13 @@
         <w:pStyle w:val="FirstParagraph"/>
       </w:pPr>
       <w:r>
-        <w:t xml:space="preserve">Products gamify constantly — points, badges, streaks, unlockables — usually on the assumption that game elements make users more engaged, more motivated, and even more creative. But most evidence for that assumption is correlational, and almost none of it tests </w:t>
+        <w:t xml:space="preserve">Products gamify constantly — points, badges, streaks, unlockables — usually on the assumption that game elements make users more engaged, more motivated, and even more creative. But most evidence for that assumption is correlational, and </w:t>
+      </w:r>
+      <w:r>
+        <w:t>almost</w:t>
+      </w:r>
+      <w:r>
+        <w:t xml:space="preserve"> none of it tests </w:t>
       </w:r>
       <w:r>
         <w:rPr>
@@ -188,7 +200,43 @@
       </w:r>
       <w:r>
         <w:lastRenderedPageBreak/>
-        <w:t>followed by an insight problem-solving task (the Compound Remote Associates Task) measuring close-ended creativity, and validated surveys (PENS, PANAS) measuring perceived autonomy, competence, and affect.</w:t>
+        <w:t>followed by an insight problem-solving task (the Compound Remote Associates Task) measuring close-ended creativity, and validated surveys</w:t>
+      </w:r>
+      <w:r>
+        <w:t>: the Player Experience of Needs Scale (</w:t>
+      </w:r>
+      <w:r>
+        <w:t>PENS</w:t>
+      </w:r>
+      <w:r>
+        <w:t>)</w:t>
+      </w:r>
+      <w:r>
+        <w:t>,</w:t>
+      </w:r>
+      <w:r>
+        <w:t xml:space="preserve"> </w:t>
+      </w:r>
+      <w:r>
+        <w:t>which measured perceived autonomy</w:t>
+      </w:r>
+      <w:r>
+        <w:t xml:space="preserve"> and </w:t>
+      </w:r>
+      <w:r>
+        <w:t>competence</w:t>
+      </w:r>
+      <w:r>
+        <w:t xml:space="preserve"> and the Positive Affect Negative Affect Scale (</w:t>
+      </w:r>
+      <w:r>
+        <w:t>PANAS)</w:t>
+      </w:r>
+      <w:r>
+        <w:t>, which measured</w:t>
+      </w:r>
+      <w:r>
+        <w:t xml:space="preserve"> affect.</w:t>
       </w:r>
     </w:p>
     <w:p>
@@ -272,7 +320,13 @@
         <w:t>inside</w:t>
       </w:r>
       <w:r>
-        <w:t xml:space="preserve"> the interaction loop: points now appeared trial-by-trial as animated coins, scaled to speed and accuracy, with the hardest actions (fast, accurate responses on switch trials) earning the most. This one design change reversed the results:</w:t>
+        <w:t xml:space="preserve"> the interaction loop: points now appeared trial-by-trial as animated coins, scaled to speed and accuracy, with the hardest actions (fast, accurate responses on switch trials) earning the most</w:t>
+      </w:r>
+      <w:r>
+        <w:t xml:space="preserve"> points</w:t>
+      </w:r>
+      <w:r>
+        <w:t>. This one design change reversed the results:</w:t>
       </w:r>
     </w:p>
     <w:p>
@@ -370,7 +424,21 @@
           <w:b/>
           <w:bCs/>
         </w:rPr>
-        <w:t>1. Placement beats presence.</w:t>
+        <w:t xml:space="preserve">1. Placement </w:t>
+      </w:r>
+      <w:r>
+        <w:rPr>
+          <w:b/>
+          <w:bCs/>
+        </w:rPr>
+        <w:t>may beat</w:t>
+      </w:r>
+      <w:r>
+        <w:rPr>
+          <w:b/>
+          <w:bCs/>
+        </w:rPr>
+        <w:t xml:space="preserve"> presence.</w:t>
       </w:r>
       <w:r>
         <w:t xml:space="preserve"> The same reward elements did nothing (or backfired) when placed between sessions, and substantially changed behavior when woven into the moment-to-moment interaction. If a reward system lives outside the core loop, expect it to distract, not motivate.</w:t>
@@ -386,7 +454,35 @@
           <w:bCs/>
         </w:rPr>
         <w:lastRenderedPageBreak/>
-        <w:t>2. Incentives are a precision instrument — users optimize for exactly what you reward.</w:t>
+        <w:t xml:space="preserve">2. </w:t>
+      </w:r>
+      <w:r>
+        <w:rPr>
+          <w:b/>
+          <w:bCs/>
+        </w:rPr>
+        <w:t>Users</w:t>
+      </w:r>
+      <w:r>
+        <w:rPr>
+          <w:b/>
+          <w:bCs/>
+        </w:rPr>
+        <w:t xml:space="preserve"> optimize</w:t>
+      </w:r>
+      <w:r>
+        <w:rPr>
+          <w:b/>
+          <w:bCs/>
+        </w:rPr>
+        <w:t xml:space="preserve"> for rewards</w:t>
+      </w:r>
+      <w:r>
+        <w:rPr>
+          <w:b/>
+          <w:bCs/>
+        </w:rPr>
+        <w:t>.</w:t>
       </w:r>
       <w:r>
         <w:t xml:space="preserve"> Paying for speed bought speed and cost accuracy. Before shipping a point system, ask what behavior it literally pays for, because that is the behavior you will get.</w:t>
@@ -401,7 +497,21 @@
           <w:b/>
           <w:bCs/>
         </w:rPr>
-        <w:t>3. Competence is the most movable lever.</w:t>
+        <w:t xml:space="preserve">3. Competence </w:t>
+      </w:r>
+      <w:r>
+        <w:rPr>
+          <w:b/>
+          <w:bCs/>
+        </w:rPr>
+        <w:t>was</w:t>
+      </w:r>
+      <w:r>
+        <w:rPr>
+          <w:b/>
+          <w:bCs/>
+        </w:rPr>
+        <w:t xml:space="preserve"> the most movable lever.</w:t>
       </w:r>
       <w:r>
         <w:t xml:space="preserve"> Of every motivational construct measured, perceived competence responded most strongly to immediate performance feedback. If a design goal is “make users feel capable,” trial-level feedback is a proven mechanism.</w:t>
@@ -416,10 +526,17 @@
           <w:b/>
           <w:bCs/>
         </w:rPr>
-        <w:t>4. Choice has to be consequential to feel like autonomy.</w:t>
-      </w:r>
-      <w:r>
-        <w:t xml:space="preserve"> Users could choose their stages, but the choices barely changed their experience — and perceived autonomy barely moved. Superficial choice doesn’t register as freedom.</w:t>
+        <w:t xml:space="preserve">4. Choice </w:t>
+      </w:r>
+      <w:r>
+        <w:rPr>
+          <w:b/>
+          <w:bCs/>
+        </w:rPr>
+        <w:t xml:space="preserve">may have to have more consequence to affect autonomy. </w:t>
+      </w:r>
+      <w:r>
+        <w:t>Users could choose their stages, but the choices barely changed their experience — and perceived autonomy barely moved. Superficial choice doesn’t register as freedom.</w:t>
       </w:r>
     </w:p>
     <w:p>
@@ -470,7 +587,13 @@
         <w:pStyle w:val="FirstParagraph"/>
       </w:pPr>
       <w:r>
-        <w:t>End-to-end study design and iteration based on evidence · building interactive experimental software in Python · behavioral and survey data analysis (ANOVA, regression, effect sizes) · participant recruitment and research operations · translating null and mixed results into honest, actionable design guidance.</w:t>
+        <w:t xml:space="preserve">End-to-end study design and iteration based on evidence · building interactive experimental software in Python · behavioral and survey data analysis (ANOVA, regression, effect sizes) · participant recruitment and research operations · translating null and mixed results into actionable design </w:t>
+      </w:r>
+      <w:r>
+        <w:t>changes</w:t>
+      </w:r>
+      <w:r>
+        <w:t>.</w:t>
       </w:r>
       <w:bookmarkEnd w:id="0"/>
       <w:bookmarkEnd w:id="8"/>
